--- a/legal/kvkk-yurt-disi-aktarim/SS2_Google-Firebase.docx
+++ b/legal/kvkk-yurt-disi-aktarim/SS2_Google-Firebase.docx
@@ -1147,7 +1147,7 @@
     </w:p>
     <w:p>
       <w:r>
-        <w:t>Veri aktaran, "Yöresel Tarif" web sitesi (yoreseltarif.com) ve iOS/Android mobil uygulaması üzerinden yöresel yemek tarifleri sunan; üyelik, favoriler, alışveriş listesi, tarif önerisi, yorum ve puanlama hizmetleri veren gerçek kişi veri sorumlusudur. Üyelik ve kimlik doğrulama işlemleri ile kullanıcı içeriklerinin saklanması ve sunulması için Firebase hizmetlerini kullanır.</w:t>
+        <w:t>Veri aktaran, "Yöresel Tarif" web sitesi (yoreseltarif.com) ve iOS/Android mobil uygulaması üzerinden yöresel yemek tarifleri sunan; üyelik, favoriler, alışveriş listesi, tarif önerisi, yorum ve puanlama hizmetleri veren gerçek kişi veri sorumlusudur. Üyelik ve kimlik doğrulama işlemleri ile kullanıcı verilerinin (favoriler, tarif önerileri, puanlar) saklanması için Firebase hizmetlerini kullanır.</w:t>
       </w:r>
     </w:p>
     <w:p>
@@ -1186,7 +1186,7 @@
     </w:p>
     <w:p>
       <w:r>
-        <w:t>Kimlik (ad-soyad/görünen ad, profil fotoğrafı); İletişim (e-posta adresi); Müşteri işlem (favoriler, alışveriş listesi, menü, gönderilen tarifler, yorumlar, puanlar, yorum ve tarif fotoğrafları, tarif hata bildirimleri, şikâyet ve engelleme kayıtları, 15 yaş beyanı ve yaş grubu); İşlem güvenliği (kullanıcı kimliği/UID, giriş yöntemi, oturum bilgileri, IP adresi ve erişim kayıtları).</w:t>
+        <w:t>Kimlik (ad-soyad/görünen ad, profil fotoğrafı); İletişim (e-posta adresi); Müşteri işlem (favoriler, alışveriş listesi, menü, gönderilen tarif önerileri ve fotoğrafları, anonim yıldız puanları, tarif hata bildirimleri); İşlem güvenliği (kullanıcı kimliği/UID, giriş yöntemi, oturum bilgileri, IP adresi ve erişim kayıtları).</w:t>
       </w:r>
     </w:p>
     <w:p>
@@ -1251,7 +1251,7 @@
     </w:p>
     <w:p>
       <w:r>
-        <w:t>Üyelik ve hesap işlemlerinin yürütülmesi; kullanıcı içeriklerinin saklanması ve sunulması; bilgi güvenliğinin sağlanması.</w:t>
+        <w:t>Üyelik ve hesap işlemlerinin yürütülmesi; kullanıcı verilerinin saklanması; bilgi güvenliğinin sağlanması.</w:t>
       </w:r>
     </w:p>
     <w:p>
